--- a/Quiz/Ch4 Quiz.docx
+++ b/Quiz/Ch4 Quiz.docx
@@ -11,6 +11,7 @@
           <w:rFonts w:ascii="Times New Roman" w:hAnsi="Times New Roman" w:cs="Times New Roman"/>
         </w:rPr>
       </w:pPr>
+      <w:bookmarkStart w:id="0" w:name="OLE_LINK1"/>
       <w:r>
         <w:rPr>
           <w:rFonts w:ascii="Times New Roman" w:hAnsi="Times New Roman" w:cs="Times New Roman"/>
@@ -24,6 +25,7 @@
         <w:t xml:space="preserve"> Quiz</w:t>
       </w:r>
     </w:p>
+    <w:bookmarkEnd w:id="0"/>
     <w:p>
       <w:pPr>
         <w:numPr>
